--- a/backend/secure-files/portfolios-docx/NMX-07.docx
+++ b/backend/secure-files/portfolios-docx/NMX-07.docx
@@ -1046,6 +1046,62 @@
           <w:sz w:val="21"/>
         </w:rPr>
         <w:t>NMX-07 es el gestor de creación de dietas: toma una estructura de equivalentes UDD 2021 y la convierte a gramos reales usando la composición INTA 2018 (≈642 alimentos) mediante un nutriente marcador por grupo. En las legumbres emplea la proteína como marcador —en lugar de los hidratos de carbono disponibles— para evitar la distorsión por fibra. El libro (11 hojas, ~1.517 fórmulas, 1 gráfico y 7 validaciones) cuadra automáticamente por tiempo de comida, audita el aporte teórico frente al real y entrega una hoja MENU lista para impresión o minuta. La base INTA 2018 es de distribución autorizada por el titular. Es una herramienta educativa, no una prescripción clínica.</w:t>
+      </w:r>
+    </w:p>
+    <w:p>
+      <w:pPr>
+        <w:keepNext/>
+        <w:spacing w:before="120" w:after="20"/>
+        <w:jc w:val="center"/>
+      </w:pPr>
+      <w:r>
+        <w:drawing>
+          <wp:inline xmlns:a="http://schemas.openxmlformats.org/drawingml/2006/main" xmlns:pic="http://schemas.openxmlformats.org/drawingml/2006/picture">
+            <wp:extent cx="5580000" cy="4311818"/>
+            <wp:docPr id="1" name="Picture 1"/>
+            <wp:cNvGraphicFramePr>
+              <a:graphicFrameLocks noChangeAspect="1"/>
+            </wp:cNvGraphicFramePr>
+            <a:graphic>
+              <a:graphicData uri="http://schemas.openxmlformats.org/drawingml/2006/picture">
+                <pic:pic>
+                  <pic:nvPicPr>
+                    <pic:cNvPr id="0" name="NMX-07_01_INICIO_01.png"/>
+                    <pic:cNvPicPr/>
+                  </pic:nvPicPr>
+                  <pic:blipFill>
+                    <a:blip r:embed="rId10"/>
+                    <a:stretch>
+                      <a:fillRect/>
+                    </a:stretch>
+                  </pic:blipFill>
+                  <pic:spPr>
+                    <a:xfrm>
+                      <a:off x="0" y="0"/>
+                      <a:ext cx="5580000" cy="4311818"/>
+                    </a:xfrm>
+                    <a:prstGeom prst="rect"/>
+                  </pic:spPr>
+                </pic:pic>
+              </a:graphicData>
+            </a:graphic>
+          </wp:inline>
+        </w:drawing>
+      </w:r>
+    </w:p>
+    <w:p>
+      <w:pPr>
+        <w:spacing w:before="0" w:after="160"/>
+        <w:jc w:val="center"/>
+      </w:pPr>
+      <w:r>
+        <w:rPr>
+          <w:rFonts w:ascii="Calibri" w:hAnsi="Calibri"/>
+          <w:b/>
+          <w:color w:val="45565E"/>
+          <w:sz w:val="17"/>
+        </w:rPr>
+        <w:t>Figura 1. Vista inicial (hoja INICIO).</w:t>
       </w:r>
     </w:p>
     <w:tbl>
@@ -2267,6 +2323,62 @@
         <w:t>Selección de alimentos de la base INTA 2018</w:t>
       </w:r>
     </w:p>
+    <w:p>
+      <w:pPr>
+        <w:keepNext/>
+        <w:spacing w:before="120" w:after="20"/>
+        <w:jc w:val="center"/>
+      </w:pPr>
+      <w:r>
+        <w:drawing>
+          <wp:inline xmlns:a="http://schemas.openxmlformats.org/drawingml/2006/main" xmlns:pic="http://schemas.openxmlformats.org/drawingml/2006/picture">
+            <wp:extent cx="5580000" cy="4311818"/>
+            <wp:docPr id="2" name="Picture 2"/>
+            <wp:cNvGraphicFramePr>
+              <a:graphicFrameLocks noChangeAspect="1"/>
+            </wp:cNvGraphicFramePr>
+            <a:graphic>
+              <a:graphicData uri="http://schemas.openxmlformats.org/drawingml/2006/picture">
+                <pic:pic>
+                  <pic:nvPicPr>
+                    <pic:cNvPr id="0" name="NMX-07_09_DATOS.png"/>
+                    <pic:cNvPicPr/>
+                  </pic:nvPicPr>
+                  <pic:blipFill>
+                    <a:blip r:embed="rId11"/>
+                    <a:stretch>
+                      <a:fillRect/>
+                    </a:stretch>
+                  </pic:blipFill>
+                  <pic:spPr>
+                    <a:xfrm>
+                      <a:off x="0" y="0"/>
+                      <a:ext cx="5580000" cy="4311818"/>
+                    </a:xfrm>
+                    <a:prstGeom prst="rect"/>
+                  </pic:spPr>
+                </pic:pic>
+              </a:graphicData>
+            </a:graphic>
+          </wp:inline>
+        </w:drawing>
+      </w:r>
+    </w:p>
+    <w:p>
+      <w:pPr>
+        <w:spacing w:before="0" w:after="160"/>
+        <w:jc w:val="center"/>
+      </w:pPr>
+      <w:r>
+        <w:rPr>
+          <w:rFonts w:ascii="Calibri" w:hAnsi="Calibri"/>
+          <w:b/>
+          <w:color w:val="45565E"/>
+          <w:sz w:val="17"/>
+        </w:rPr>
+        <w:t>Figura 2. Pantalla de ingreso de datos.</w:t>
+      </w:r>
+    </w:p>
     <w:tbl>
       <w:tblPr>
         <w:tblW w:type="auto" w:w="0"/>
@@ -2696,6 +2808,62 @@
         </w:tc>
       </w:tr>
     </w:tbl>
+    <w:p>
+      <w:pPr>
+        <w:keepNext/>
+        <w:spacing w:before="120" w:after="20"/>
+        <w:jc w:val="center"/>
+      </w:pPr>
+      <w:r>
+        <w:drawing>
+          <wp:inline xmlns:a="http://schemas.openxmlformats.org/drawingml/2006/main" xmlns:pic="http://schemas.openxmlformats.org/drawingml/2006/picture">
+            <wp:extent cx="5580000" cy="4311818"/>
+            <wp:docPr id="3" name="Picture 3"/>
+            <wp:cNvGraphicFramePr>
+              <a:graphicFrameLocks noChangeAspect="1"/>
+            </wp:cNvGraphicFramePr>
+            <a:graphic>
+              <a:graphicData uri="http://schemas.openxmlformats.org/drawingml/2006/picture">
+                <pic:pic>
+                  <pic:nvPicPr>
+                    <pic:cNvPr id="0" name="NMX-07_05_RESULTADOS_01.png"/>
+                    <pic:cNvPicPr/>
+                  </pic:nvPicPr>
+                  <pic:blipFill>
+                    <a:blip r:embed="rId12"/>
+                    <a:stretch>
+                      <a:fillRect/>
+                    </a:stretch>
+                  </pic:blipFill>
+                  <pic:spPr>
+                    <a:xfrm>
+                      <a:off x="0" y="0"/>
+                      <a:ext cx="5580000" cy="4311818"/>
+                    </a:xfrm>
+                    <a:prstGeom prst="rect"/>
+                  </pic:spPr>
+                </pic:pic>
+              </a:graphicData>
+            </a:graphic>
+          </wp:inline>
+        </w:drawing>
+      </w:r>
+    </w:p>
+    <w:p>
+      <w:pPr>
+        <w:spacing w:before="0" w:after="160"/>
+        <w:jc w:val="center"/>
+      </w:pPr>
+      <w:r>
+        <w:rPr>
+          <w:rFonts w:ascii="Calibri" w:hAnsi="Calibri"/>
+          <w:b/>
+          <w:color w:val="45565E"/>
+          <w:sz w:val="17"/>
+        </w:rPr>
+        <w:t>Figura 3. Visualización de resultados.</w:t>
+      </w:r>
+    </w:p>
     <w:tbl>
       <w:tblPr>
         <w:tblW w:type="auto" w:w="0"/>
@@ -3443,6 +3611,62 @@
         </w:tc>
       </w:tr>
     </w:tbl>
+    <w:p>
+      <w:pPr>
+        <w:keepNext/>
+        <w:spacing w:before="120" w:after="20"/>
+        <w:jc w:val="center"/>
+      </w:pPr>
+      <w:r>
+        <w:drawing>
+          <wp:inline xmlns:a="http://schemas.openxmlformats.org/drawingml/2006/main" xmlns:pic="http://schemas.openxmlformats.org/drawingml/2006/picture">
+            <wp:extent cx="5580000" cy="4311818"/>
+            <wp:docPr id="4" name="Picture 4"/>
+            <wp:cNvGraphicFramePr>
+              <a:graphicFrameLocks noChangeAspect="1"/>
+            </wp:cNvGraphicFramePr>
+            <a:graphic>
+              <a:graphicData uri="http://schemas.openxmlformats.org/drawingml/2006/picture">
+                <pic:pic>
+                  <pic:nvPicPr>
+                    <pic:cNvPr id="0" name="NMX-07_08_FUENTES.png"/>
+                    <pic:cNvPicPr/>
+                  </pic:nvPicPr>
+                  <pic:blipFill>
+                    <a:blip r:embed="rId13"/>
+                    <a:stretch>
+                      <a:fillRect/>
+                    </a:stretch>
+                  </pic:blipFill>
+                  <pic:spPr>
+                    <a:xfrm>
+                      <a:off x="0" y="0"/>
+                      <a:ext cx="5580000" cy="4311818"/>
+                    </a:xfrm>
+                    <a:prstGeom prst="rect"/>
+                  </pic:spPr>
+                </pic:pic>
+              </a:graphicData>
+            </a:graphic>
+          </wp:inline>
+        </w:drawing>
+      </w:r>
+    </w:p>
+    <w:p>
+      <w:pPr>
+        <w:spacing w:before="0" w:after="160"/>
+        <w:jc w:val="center"/>
+      </w:pPr>
+      <w:r>
+        <w:rPr>
+          <w:rFonts w:ascii="Calibri" w:hAnsi="Calibri"/>
+          <w:b/>
+          <w:color w:val="45565E"/>
+          <w:sz w:val="17"/>
+        </w:rPr>
+        <w:t>Figura 4. Fuentes y trazabilidad.</w:t>
+      </w:r>
+    </w:p>
     <w:tbl>
       <w:tblPr>
         <w:tblW w:type="auto" w:w="0"/>
@@ -3881,32 +4105,129 @@
     </w:p>
     <w:p>
       <w:pPr>
-        <w:spacing w:before="40" w:after="40" w:line="276" w:lineRule="auto"/>
+        <w:keepNext/>
+        <w:spacing w:before="120" w:after="20"/>
+        <w:jc w:val="center"/>
+      </w:pPr>
+      <w:r>
+        <w:drawing>
+          <wp:inline xmlns:a="http://schemas.openxmlformats.org/drawingml/2006/main" xmlns:pic="http://schemas.openxmlformats.org/drawingml/2006/picture">
+            <wp:extent cx="5580000" cy="4311818"/>
+            <wp:docPr id="5" name="Picture 5"/>
+            <wp:cNvGraphicFramePr>
+              <a:graphicFrameLocks noChangeAspect="1"/>
+            </wp:cNvGraphicFramePr>
+            <a:graphic>
+              <a:graphicData uri="http://schemas.openxmlformats.org/drawingml/2006/picture">
+                <pic:pic>
+                  <pic:nvPicPr>
+                    <pic:cNvPr id="0" name="NMX-07_01_INICIO_02.png"/>
+                    <pic:cNvPicPr/>
+                  </pic:nvPicPr>
+                  <pic:blipFill>
+                    <a:blip r:embed="rId14"/>
+                    <a:stretch>
+                      <a:fillRect/>
+                    </a:stretch>
+                  </pic:blipFill>
+                  <pic:spPr>
+                    <a:xfrm>
+                      <a:off x="0" y="0"/>
+                      <a:ext cx="5580000" cy="4311818"/>
+                    </a:xfrm>
+                    <a:prstGeom prst="rect"/>
+                  </pic:spPr>
+                </pic:pic>
+              </a:graphicData>
+            </a:graphic>
+          </wp:inline>
+        </w:drawing>
+      </w:r>
+    </w:p>
+    <w:p>
+      <w:pPr>
+        <w:spacing w:before="0" w:after="160"/>
+        <w:jc w:val="center"/>
       </w:pPr>
       <w:r>
         <w:rPr>
           <w:rFonts w:ascii="Calibri" w:hAnsi="Calibri"/>
           <w:b/>
-          <w:i w:val="0"/>
-          <w:color w:val="C08A2B"/>
-          <w:sz w:val="20"/>
+          <w:color w:val="45565E"/>
+          <w:sz w:val="17"/>
         </w:rPr>
-        <w:t>CAPTURA_NO_GENERADA_POR_LIMITACIÓN_DEL_ENTORNO.</w:t>
+        <w:t>Figura 5. Vista inicial (hoja INICIO).</w:t>
       </w:r>
     </w:p>
     <w:p>
       <w:pPr>
-        <w:spacing w:before="40" w:after="80" w:line="276" w:lineRule="auto"/>
+        <w:keepNext/>
+        <w:spacing w:before="120" w:after="20"/>
+        <w:jc w:val="center"/>
+      </w:pPr>
+      <w:r>
+        <w:drawing>
+          <wp:inline xmlns:a="http://schemas.openxmlformats.org/drawingml/2006/main" xmlns:pic="http://schemas.openxmlformats.org/drawingml/2006/picture">
+            <wp:extent cx="5580000" cy="4311818"/>
+            <wp:docPr id="6" name="Picture 6"/>
+            <wp:cNvGraphicFramePr>
+              <a:graphicFrameLocks noChangeAspect="1"/>
+            </wp:cNvGraphicFramePr>
+            <a:graphic>
+              <a:graphicData uri="http://schemas.openxmlformats.org/drawingml/2006/picture">
+                <pic:pic>
+                  <pic:nvPicPr>
+                    <pic:cNvPr id="0" name="NMX-07_05_RESULTADOS_02.png"/>
+                    <pic:cNvPicPr/>
+                  </pic:nvPicPr>
+                  <pic:blipFill>
+                    <a:blip r:embed="rId15"/>
+                    <a:stretch>
+                      <a:fillRect/>
+                    </a:stretch>
+                  </pic:blipFill>
+                  <pic:spPr>
+                    <a:xfrm>
+                      <a:off x="0" y="0"/>
+                      <a:ext cx="5580000" cy="4311818"/>
+                    </a:xfrm>
+                    <a:prstGeom prst="rect"/>
+                  </pic:spPr>
+                </pic:pic>
+              </a:graphicData>
+            </a:graphic>
+          </wp:inline>
+        </w:drawing>
+      </w:r>
+    </w:p>
+    <w:p>
+      <w:pPr>
+        <w:spacing w:before="0" w:after="160"/>
+        <w:jc w:val="center"/>
       </w:pPr>
       <w:r>
         <w:rPr>
           <w:rFonts w:ascii="Calibri" w:hAnsi="Calibri"/>
-          <w:b w:val="0"/>
-          <w:i w:val="0"/>
+          <w:b/>
           <w:color w:val="45565E"/>
-          <w:sz w:val="19"/>
+          <w:sz w:val="17"/>
         </w:rPr>
-        <w:t>El entorno de generación de este portafolio no renderiza de forma fiel el archivo XLSX original, por lo que no se incluyen capturas simuladas. Las hojas reales del libro pueden abrirse en Microsoft Excel según la compatibilidad indicada.</w:t>
+        <w:t>Figura 6. Visualización de resultados.</w:t>
+      </w:r>
+    </w:p>
+    <w:p>
+      <w:pPr>
+        <w:spacing w:after="120"/>
+        <w:jc w:val="center"/>
+      </w:pPr>
+      <w:r>
+        <w:rPr>
+          <w:rFonts w:ascii="Calibri" w:hAnsi="Calibri"/>
+          <w:i/>
+          <w:color w:val="45565E"/>
+          <w:sz w:val="15"/>
+        </w:rPr>
+        <w:t>Captura real del archivo Excel NUTRIMETRÍA correspondiente al producto.</w:t>
       </w:r>
     </w:p>
     <w:tbl>
